--- a/SamuelEmmanuel_Batch1/Day5_Assignment/Day5-Worksheet-Design-an-AI-System_Samuel_Emmanuel.docx
+++ b/SamuelEmmanuel_Batch1/Day5_Assignment/Day5-Worksheet-Design-an-AI-System_Samuel_Emmanuel.docx
@@ -28,7 +28,25 @@
           <w:sz w:val="20"/>
           <w:szCs w:val="20"/>
         </w:rPr>
-        <w:t>AI Engineering Programme · Module: AI System Design Basics</w:t>
+        <w:t xml:space="preserve">AI Engineering </w:t>
+      </w:r>
+      <w:proofErr w:type="spellStart"/>
+      <w:r>
+        <w:rPr>
+          <w:color w:val="5A6673"/>
+          <w:sz w:val="20"/>
+          <w:szCs w:val="20"/>
+        </w:rPr>
+        <w:t>Programme</w:t>
+      </w:r>
+      <w:proofErr w:type="spellEnd"/>
+      <w:r>
+        <w:rPr>
+          <w:color w:val="5A6673"/>
+          <w:sz w:val="20"/>
+          <w:szCs w:val="20"/>
+        </w:rPr>
+        <w:t xml:space="preserve"> · Module: AI System Design Basics</w:t>
       </w:r>
     </w:p>
     <w:p>
@@ -193,7 +211,15 @@
         <w:spacing w:after="90"/>
       </w:pPr>
       <w:r>
-        <w:t>[     ]   E — Market price advisor: crop name by SMS, prices and nearest buying centre back</w:t>
+        <w:t xml:space="preserve">[     ]   E — Market price advisor: crop name by SMS, prices and nearest buying </w:t>
+      </w:r>
+      <w:proofErr w:type="spellStart"/>
+      <w:r>
+        <w:t>centre</w:t>
+      </w:r>
+      <w:proofErr w:type="spellEnd"/>
+      <w:r>
+        <w:t xml:space="preserve"> back</w:t>
       </w:r>
     </w:p>
     <w:p>
@@ -755,12 +781,21 @@
       <w:pPr>
         <w:spacing w:after="40"/>
       </w:pPr>
+      <w:proofErr w:type="spellStart"/>
       <w:r>
         <w:rPr>
           <w:b/>
           <w:bCs/>
         </w:rPr>
-        <w:t>Excalidraw link (view access):</w:t>
+        <w:t>Excalidraw</w:t>
+      </w:r>
+      <w:proofErr w:type="spellEnd"/>
+      <w:r>
+        <w:rPr>
+          <w:b/>
+          <w:bCs/>
+        </w:rPr>
+        <w:t xml:space="preserve"> link (view access):</w:t>
       </w:r>
     </w:p>
     <w:p>
@@ -774,7 +809,7 @@
         <w:t xml:space="preserve"> </w:t>
       </w:r>
       <w:r>
-        <w:t>https://excalidraw.com/#json=g-J1txqWNN7UWjJulnvQm,xCrP7ykaYO_cq9smkM-Exg</w:t>
+        <w:t>https://excalidraw.com/#json=tiz4OM_GZ7Asf817VhYVL,9_xpN_kcMSaADBQRl6nSfw</w:t>
       </w:r>
     </w:p>
     <w:p>
@@ -2288,7 +2323,15 @@
           </w:tcPr>
           <w:p>
             <w:r>
-              <w:t>PostgreSQL with pgvector for ticket records and semantic retrieval.</w:t>
+              <w:t xml:space="preserve">PostgreSQL with </w:t>
+            </w:r>
+            <w:proofErr w:type="spellStart"/>
+            <w:r>
+              <w:t>pgvector</w:t>
+            </w:r>
+            <w:proofErr w:type="spellEnd"/>
+            <w:r>
+              <w:t xml:space="preserve"> for ticket records and semantic retrieval.</w:t>
             </w:r>
           </w:p>
         </w:tc>
